--- a/Tailored_CVs/Shinoy_dentsu_Digital_Operations_Manager.docx
+++ b/Tailored_CVs/Shinoy_dentsu_Digital_Operations_Manager.docx
@@ -70,7 +70,7 @@
           <w:b w:val="0"/>
           <w:sz w:val="19"/>
         </w:rPr>
-        <w:t>I am a QA Automation Engineer with over 8 years of experience building scalable automation frameworks and optimizing technical processes for financial clients. My background includes managing operational workflows, coordinating cross-functional teams, and implementing data validation strategies. I have also used AI tools like Gemini Code Assist to streamline test generation and deployment scripts.</w:t>
+        <w:t>I am a QA automation engineer with over eight years of experience building scalable test frameworks and managing operational processes in financial environments. My background includes writing detailed standard operating procedures, monitoring platform performance, and organizing workflows across multi-functional teams. I focus on clear documentation and reliable processes to help digital operations run smoothly.</w:t>
       </w:r>
     </w:p>
     <w:p>
@@ -288,7 +288,7 @@
           <w:b w:val="0"/>
           <w:sz w:val="18"/>
         </w:rPr>
-        <w:t>▸ Managed operational processes and coordinated crossfunctional teams to align technical deliverables with business goals and data strategies.</w:t>
+        <w:t>▸ Documented over 15 Standard Operating Procedures to increase overall team efficiency and maintain clear operational records.</w:t>
       </w:r>
     </w:p>
     <w:p>
@@ -301,7 +301,7 @@
           <w:b w:val="0"/>
           <w:sz w:val="18"/>
         </w:rPr>
-        <w:t>▸ Documented platform configurations and digital workflows to maintain system operability and support reporting objectives.</w:t>
+        <w:t>▸ Monitored platform operability and tracked automated regression test builds to ensure high availability and stability.</w:t>
       </w:r>
     </w:p>
     <w:p>
@@ -314,7 +314,7 @@
           <w:b w:val="0"/>
           <w:sz w:val="18"/>
         </w:rPr>
-        <w:t>▸ Provisioned environments and managed deployment pipelines using AWS and Terraform to ensure continuous system availability.</w:t>
+        <w:t>▸ Collaborated with crossfunctional teams and product owners to translate business requirements into structured technical workflows.</w:t>
       </w:r>
     </w:p>
     <w:p>
@@ -327,7 +327,7 @@
           <w:b w:val="0"/>
           <w:sz w:val="18"/>
         </w:rPr>
-        <w:t>▸ Streamlined test generation and deployment scripts using AI tools like Gemini Code Assist to improve operational efficiency.</w:t>
+        <w:t>▸ Streamlined test generation and deployment scripts using Gemini Code Assist to improve delivery speed.</w:t>
       </w:r>
     </w:p>
     <w:p>
